--- a/公选课/附件2 石家庄邮电职业技术学院公共选修课申报表-AI数字人短视频制作.docx
+++ b/公选课/附件2 石家庄邮电职业技术学院公共选修课申报表-AI数字人短视频制作.docx
@@ -1,6 +1,6 @@
 
 <file path=word/document.xml><?xml version="1.0" encoding="utf-8"?>
-<w:document xmlns:mc="http://schemas.openxmlformats.org/markup-compatibility/2006" xmlns:ns2="http://schemas.microsoft.com/office/word/2010/wordml" xmlns:r="http://schemas.openxmlformats.org/officeDocument/2006/relationships" xmlns:w="http://schemas.openxmlformats.org/wordprocessingml/2006/main" mc:Ignorable="w14 w15 wp14">
+<w:document xmlns:wpc="http://schemas.microsoft.com/office/word/2010/wordprocessingCanvas" xmlns:mc="http://schemas.openxmlformats.org/markup-compatibility/2006" xmlns:o="urn:schemas-microsoft-com:office:office" xmlns:r="http://schemas.openxmlformats.org/officeDocument/2006/relationships" xmlns:m="http://schemas.openxmlformats.org/officeDocument/2006/math" xmlns:v="urn:schemas-microsoft-com:vml" xmlns:wp14="http://schemas.microsoft.com/office/word/2010/wordprocessingDrawing" xmlns:wp="http://schemas.openxmlformats.org/drawingml/2006/wordprocessingDrawing" xmlns:w="http://schemas.openxmlformats.org/wordprocessingml/2006/main" xmlns:w14="http://schemas.microsoft.com/office/word/2010/wordml" xmlns:w10="urn:schemas-microsoft-com:office:word" xmlns:w15="http://schemas.microsoft.com/office/word/2012/wordml" xmlns:wpg="http://schemas.microsoft.com/office/word/2010/wordprocessingGroup" xmlns:wpi="http://schemas.microsoft.com/office/word/2010/wordprocessingInk" xmlns:wne="http://schemas.microsoft.com/office/word/2006/wordml" xmlns:wps="http://schemas.microsoft.com/office/word/2010/wordprocessingShape" xmlns:wpsCustomData="http://www.wps.cn/officeDocument/2013/wpsCustomData" mc:Ignorable="w14 w15 wp14">
   <w:background w:color="FFFFFF"/>
   <w:body>
     <w:tbl>
@@ -37,7 +37,7 @@
         <w:gridCol w:w="194"/>
         <w:gridCol w:w="1583"/>
       </w:tblGrid>
-      <w:tr ns2:paraId="1C41E49F">
+      <w:tr>
         <w:tblPrEx>
           <w:tblBorders>
             <w:top w:val="single" w:color="auto" w:sz="4" w:space="0"/>
@@ -63,7 +63,7 @@
             <w:tcW w:w="1247" w:type="dxa"/>
             <w:vAlign w:val="center"/>
           </w:tcPr>
-          <w:p ns2:paraId="42E2125C">
+          <w:p>
             <w:pPr>
               <w:jc w:val="center"/>
               <w:rPr>
@@ -86,7 +86,7 @@
             <w:gridSpan w:val="5"/>
             <w:vAlign w:val="center"/>
           </w:tcPr>
-          <w:p ns2:paraId="75E726F7">
+          <w:p>
             <w:pPr>
               <w:jc w:val="center"/>
               <w:rPr>
@@ -111,7 +111,7 @@
             <w:gridSpan w:val="3"/>
             <w:vAlign w:val="center"/>
           </w:tcPr>
-          <w:p ns2:paraId="3FCEBFE0">
+          <w:p>
             <w:pPr>
               <w:jc w:val="center"/>
               <w:rPr>
@@ -133,7 +133,7 @@
             <w:tcW w:w="1583" w:type="dxa"/>
             <w:vAlign w:val="center"/>
           </w:tcPr>
-          <w:p ns2:paraId="79A3CECF">
+          <w:p>
             <w:pPr>
               <w:jc w:val="center"/>
               <w:rPr>
@@ -153,7 +153,7 @@
           </w:p>
         </w:tc>
       </w:tr>
-      <w:tr ns2:paraId="373D8BB5">
+      <w:tr>
         <w:tblPrEx>
           <w:tblBorders>
             <w:top w:val="single" w:color="auto" w:sz="4" w:space="0"/>
@@ -180,7 +180,7 @@
             <w:vMerge w:val="restart"/>
             <w:vAlign w:val="center"/>
           </w:tcPr>
-          <w:p ns2:paraId="26EC6056">
+          <w:p>
             <w:pPr>
               <w:jc w:val="center"/>
               <w:rPr>
@@ -202,7 +202,7 @@
             <w:vMerge w:val="restart"/>
             <w:vAlign w:val="center"/>
           </w:tcPr>
-          <w:p ns2:paraId="55387C09">
+          <w:p>
             <w:pPr>
               <w:jc w:val="center"/>
               <w:rPr>
@@ -223,7 +223,7 @@
             <w:vMerge w:val="restart"/>
             <w:vAlign w:val="center"/>
           </w:tcPr>
-          <w:p ns2:paraId="72FB5955">
+          <w:p>
             <w:pPr>
               <w:jc w:val="center"/>
               <w:rPr>
@@ -245,7 +245,7 @@
             <w:vMerge w:val="restart"/>
             <w:vAlign w:val="center"/>
           </w:tcPr>
-          <w:p ns2:paraId="2F9EF995">
+          <w:p>
             <w:pPr>
               <w:jc w:val="center"/>
               <w:rPr>
@@ -272,7 +272,7 @@
             <w:gridSpan w:val="3"/>
             <w:vAlign w:val="center"/>
           </w:tcPr>
-          <w:p ns2:paraId="00D98B98">
+          <w:p>
             <w:pPr>
               <w:jc w:val="center"/>
               <w:rPr>
@@ -295,7 +295,7 @@
             </w:tcBorders>
             <w:vAlign w:val="center"/>
           </w:tcPr>
-          <w:p ns2:paraId="34CCFE1E">
+          <w:p>
             <w:pPr>
               <w:jc w:val="center"/>
               <w:rPr>
@@ -311,7 +311,7 @@
           </w:p>
         </w:tc>
       </w:tr>
-      <w:tr ns2:paraId="3BF759E7">
+      <w:tr>
         <w:tblPrEx>
           <w:tblBorders>
             <w:top w:val="single" w:color="auto" w:sz="4" w:space="0"/>
@@ -341,7 +341,7 @@
             </w:tcBorders>
             <w:vAlign w:val="center"/>
           </w:tcPr>
-          <w:p ns2:paraId="4F2576AF">
+          <w:p>
             <w:pPr>
               <w:jc w:val="center"/>
               <w:rPr>
@@ -360,7 +360,7 @@
             </w:tcBorders>
             <w:vAlign w:val="center"/>
           </w:tcPr>
-          <w:p ns2:paraId="6B46E426">
+          <w:p>
             <w:pPr>
               <w:jc w:val="center"/>
               <w:rPr>
@@ -378,7 +378,7 @@
             </w:tcBorders>
             <w:vAlign w:val="center"/>
           </w:tcPr>
-          <w:p ns2:paraId="19AB7813">
+          <w:p>
             <w:pPr>
               <w:jc w:val="center"/>
               <w:rPr>
@@ -397,7 +397,7 @@
             </w:tcBorders>
             <w:vAlign w:val="center"/>
           </w:tcPr>
-          <w:p ns2:paraId="622A2487">
+          <w:p>
             <w:pPr>
               <w:jc w:val="center"/>
               <w:rPr>
@@ -415,7 +415,7 @@
             </w:tcBorders>
             <w:vAlign w:val="center"/>
           </w:tcPr>
-          <w:p ns2:paraId="05C82EA8">
+          <w:p>
             <w:pPr>
               <w:jc w:val="center"/>
               <w:rPr>
@@ -438,7 +438,7 @@
             </w:tcBorders>
             <w:vAlign w:val="center"/>
           </w:tcPr>
-          <w:p ns2:paraId="6BB28DD0">
+          <w:p>
             <w:pPr>
               <w:jc w:val="center"/>
               <w:rPr>
@@ -454,7 +454,7 @@
           </w:p>
         </w:tc>
       </w:tr>
-      <w:tr ns2:paraId="5BF1F7C3">
+      <w:tr>
         <w:tblPrEx>
           <w:tblBorders>
             <w:top w:val="single" w:color="auto" w:sz="4" w:space="0"/>
@@ -483,7 +483,7 @@
             </w:tcBorders>
             <w:vAlign w:val="center"/>
           </w:tcPr>
-          <w:p ns2:paraId="1B40B7C8">
+          <w:p>
             <w:pPr>
               <w:jc w:val="center"/>
               <w:rPr>
@@ -507,7 +507,7 @@
             </w:tcBorders>
             <w:vAlign w:val="center"/>
           </w:tcPr>
-          <w:p ns2:paraId="1CD7245D">
+          <w:p>
             <w:pPr>
               <w:jc w:val="center"/>
               <w:rPr>
@@ -531,7 +531,7 @@
             </w:tcBorders>
             <w:vAlign w:val="center"/>
           </w:tcPr>
-          <w:p ns2:paraId="049AB9D0">
+          <w:p>
             <w:pPr>
               <w:jc w:val="center"/>
               <w:rPr>
@@ -554,7 +554,7 @@
             </w:tcBorders>
             <w:vAlign w:val="center"/>
           </w:tcPr>
-          <w:p ns2:paraId="3ED7129D">
+          <w:p>
             <w:pPr>
               <w:jc w:val="center"/>
               <w:rPr>
@@ -574,7 +574,7 @@
           </w:p>
         </w:tc>
       </w:tr>
-      <w:tr ns2:paraId="4E0D2382">
+      <w:tr>
         <w:tblPrEx>
           <w:tblBorders>
             <w:top w:val="single" w:color="auto" w:sz="4" w:space="0"/>
@@ -600,7 +600,7 @@
             <w:tcW w:w="1247" w:type="dxa"/>
             <w:vAlign w:val="center"/>
           </w:tcPr>
-          <w:p ns2:paraId="6CBACECD">
+          <w:p>
             <w:pPr>
               <w:jc w:val="center"/>
               <w:rPr>
@@ -614,7 +614,7 @@
               <w:t>主讲教师</w:t>
             </w:r>
           </w:p>
-          <w:p ns2:paraId="559C7BF1">
+          <w:p>
             <w:pPr>
               <w:jc w:val="center"/>
               <w:rPr>
@@ -635,7 +635,7 @@
             <w:gridSpan w:val="2"/>
             <w:vAlign w:val="center"/>
           </w:tcPr>
-          <w:p ns2:paraId="6F4BB4EC">
+          <w:p>
             <w:pPr>
               <w:jc w:val="center"/>
               <w:rPr>
@@ -655,7 +655,7 @@
             <w:tcW w:w="1609" w:type="dxa"/>
             <w:vAlign w:val="center"/>
           </w:tcPr>
-          <w:p ns2:paraId="4668C2E9">
+          <w:p>
             <w:pPr>
               <w:jc w:val="center"/>
               <w:rPr>
@@ -676,7 +676,7 @@
             <w:gridSpan w:val="2"/>
             <w:vAlign w:val="center"/>
           </w:tcPr>
-          <w:p ns2:paraId="3C0A442E">
+          <w:p>
             <w:pPr>
               <w:jc w:val="center"/>
               <w:rPr>
@@ -697,7 +697,7 @@
             <w:gridSpan w:val="3"/>
             <w:vAlign w:val="center"/>
           </w:tcPr>
-          <w:p ns2:paraId="70E662E3">
+          <w:p>
             <w:pPr>
               <w:jc w:val="center"/>
               <w:rPr>
@@ -717,7 +717,7 @@
             <w:tcW w:w="1583" w:type="dxa"/>
             <w:vAlign w:val="center"/>
           </w:tcPr>
-          <w:p ns2:paraId="516C97EC">
+          <w:p>
             <w:pPr>
               <w:jc w:val="center"/>
               <w:rPr>
@@ -733,7 +733,7 @@
           </w:p>
         </w:tc>
       </w:tr>
-      <w:tr ns2:paraId="6214B916">
+      <w:tr>
         <w:tblPrEx>
           <w:tblBorders>
             <w:top w:val="single" w:color="auto" w:sz="4" w:space="0"/>
@@ -759,7 +759,7 @@
             <w:tcW w:w="1247" w:type="dxa"/>
             <w:vAlign w:val="center"/>
           </w:tcPr>
-          <w:p ns2:paraId="691805D8">
+          <w:p>
             <w:pPr>
               <w:jc w:val="center"/>
               <w:rPr>
@@ -780,7 +780,7 @@
             <w:gridSpan w:val="2"/>
             <w:vAlign w:val="center"/>
           </w:tcPr>
-          <w:p ns2:paraId="59A52495">
+          <w:p>
             <w:pPr>
               <w:jc w:val="center"/>
               <w:rPr>
@@ -800,7 +800,7 @@
             <w:tcW w:w="1609" w:type="dxa"/>
             <w:vAlign w:val="center"/>
           </w:tcPr>
-          <w:p ns2:paraId="2F793E4C">
+          <w:p>
             <w:pPr>
               <w:jc w:val="center"/>
               <w:rPr>
@@ -821,7 +821,7 @@
             <w:gridSpan w:val="2"/>
             <w:vAlign w:val="center"/>
           </w:tcPr>
-          <w:p ns2:paraId="5957BF1A">
+          <w:p>
             <w:pPr>
               <w:jc w:val="center"/>
               <w:rPr>
@@ -842,7 +842,7 @@
             <w:gridSpan w:val="3"/>
             <w:vAlign w:val="center"/>
           </w:tcPr>
-          <w:p ns2:paraId="164B2BF4">
+          <w:p>
             <w:pPr>
               <w:jc w:val="center"/>
               <w:rPr>
@@ -862,7 +862,7 @@
             <w:tcW w:w="1583" w:type="dxa"/>
             <w:vAlign w:val="center"/>
           </w:tcPr>
-          <w:p ns2:paraId="5CE1EB82">
+          <w:p>
             <w:pPr>
               <w:jc w:val="center"/>
               <w:rPr>
@@ -878,7 +878,7 @@
           </w:p>
         </w:tc>
       </w:tr>
-      <w:tr ns2:paraId="0614A77B">
+      <w:tr>
         <w:tblPrEx>
           <w:tblBorders>
             <w:top w:val="single" w:color="auto" w:sz="4" w:space="0"/>
@@ -904,7 +904,7 @@
             <w:tcW w:w="1247" w:type="dxa"/>
             <w:vAlign w:val="center"/>
           </w:tcPr>
-          <w:p ns2:paraId="500D592F">
+          <w:p>
             <w:pPr>
               <w:jc w:val="center"/>
               <w:rPr>
@@ -925,7 +925,7 @@
             <w:gridSpan w:val="3"/>
             <w:vAlign w:val="center"/>
           </w:tcPr>
-          <w:p ns2:paraId="2B2331E6">
+          <w:p>
             <w:pPr>
               <w:jc w:val="center"/>
               <w:rPr>
@@ -952,7 +952,7 @@
             <w:gridSpan w:val="2"/>
             <w:vAlign w:val="center"/>
           </w:tcPr>
-          <w:p ns2:paraId="003E0586">
+          <w:p>
             <w:pPr>
               <w:jc w:val="center"/>
               <w:rPr>
@@ -973,7 +973,7 @@
             <w:gridSpan w:val="4"/>
             <w:vAlign w:val="center"/>
           </w:tcPr>
-          <w:p ns2:paraId="6666854C">
+          <w:p>
             <w:pPr>
               <w:jc w:val="center"/>
               <w:rPr>
@@ -989,7 +989,7 @@
           </w:p>
         </w:tc>
       </w:tr>
-      <w:tr ns2:paraId="31F65AD2">
+      <w:tr>
         <w:tblPrEx>
           <w:tblBorders>
             <w:top w:val="single" w:color="auto" w:sz="4" w:space="0"/>
@@ -1016,7 +1016,7 @@
             <w:gridSpan w:val="10"/>
             <w:vAlign w:val="center"/>
           </w:tcPr>
-          <w:p ns2:paraId="6169C6A4">
+          <w:p>
             <w:pPr>
               <w:jc w:val="center"/>
               <w:rPr>
@@ -1032,7 +1032,7 @@
           </w:p>
         </w:tc>
       </w:tr>
-      <w:tr ns2:paraId="2119E49C">
+      <w:tr>
         <w:tblPrEx>
           <w:tblBorders>
             <w:top w:val="single" w:color="auto" w:sz="4" w:space="0"/>
@@ -1059,7 +1059,7 @@
             <w:gridSpan w:val="2"/>
             <w:vAlign w:val="center"/>
           </w:tcPr>
-          <w:p ns2:paraId="5306EA94">
+          <w:p>
             <w:pPr>
               <w:jc w:val="center"/>
               <w:rPr>
@@ -1079,7 +1079,7 @@
             <w:tcW w:w="1440" w:type="dxa"/>
             <w:vAlign w:val="center"/>
           </w:tcPr>
-          <w:p ns2:paraId="4B6203C3">
+          <w:p>
             <w:pPr>
               <w:jc w:val="center"/>
               <w:rPr>
@@ -1100,7 +1100,7 @@
             <w:gridSpan w:val="2"/>
             <w:vAlign w:val="center"/>
           </w:tcPr>
-          <w:p ns2:paraId="0A371B12">
+          <w:p>
             <w:pPr>
               <w:jc w:val="center"/>
               <w:rPr>
@@ -1121,7 +1121,7 @@
             <w:gridSpan w:val="3"/>
             <w:vAlign w:val="center"/>
           </w:tcPr>
-          <w:p ns2:paraId="7F164319">
+          <w:p>
             <w:pPr>
               <w:jc w:val="center"/>
               <w:rPr>
@@ -1142,7 +1142,7 @@
             <w:gridSpan w:val="2"/>
             <w:vAlign w:val="center"/>
           </w:tcPr>
-          <w:p ns2:paraId="141913D1">
+          <w:p>
             <w:pPr>
               <w:jc w:val="center"/>
               <w:rPr>
@@ -1158,7 +1158,7 @@
           </w:p>
         </w:tc>
       </w:tr>
-      <w:tr ns2:paraId="5FD00E71">
+      <w:tr>
         <w:tblPrEx>
           <w:tblBorders>
             <w:top w:val="single" w:color="auto" w:sz="4" w:space="0"/>
@@ -1185,7 +1185,7 @@
             <w:gridSpan w:val="2"/>
             <w:vAlign w:val="center"/>
           </w:tcPr>
-          <w:p ns2:paraId="79640A89">
+          <w:p>
             <w:pPr>
               <w:jc w:val="center"/>
               <w:rPr>
@@ -1199,7 +1199,7 @@
           <w:tcPr>
             <w:tcW w:w="1440" w:type="dxa"/>
           </w:tcPr>
-          <w:p ns2:paraId="0DF5301F">
+          <w:p>
             <w:pPr>
               <w:jc w:val="center"/>
             </w:pPr>
@@ -1210,7 +1210,7 @@
             <w:tcW w:w="1620" w:type="dxa"/>
             <w:gridSpan w:val="2"/>
           </w:tcPr>
-          <w:p ns2:paraId="1243BC9A">
+          <w:p>
             <w:pPr>
               <w:jc w:val="center"/>
             </w:pPr>
@@ -1222,7 +1222,7 @@
             <w:gridSpan w:val="3"/>
             <w:vAlign w:val="center"/>
           </w:tcPr>
-          <w:p ns2:paraId="4BA72148">
+          <w:p>
             <w:pPr>
               <w:jc w:val="center"/>
               <w:rPr>
@@ -1238,7 +1238,7 @@
             <w:gridSpan w:val="2"/>
             <w:vAlign w:val="center"/>
           </w:tcPr>
-          <w:p ns2:paraId="65B4AFFB">
+          <w:p>
             <w:pPr>
               <w:jc w:val="center"/>
               <w:rPr>
@@ -1249,7 +1249,7 @@
           </w:p>
         </w:tc>
       </w:tr>
-      <w:tr ns2:paraId="2A474123">
+      <w:tr>
         <w:tblPrEx>
           <w:tblBorders>
             <w:top w:val="single" w:color="auto" w:sz="4" w:space="0"/>
@@ -1275,7 +1275,7 @@
             <w:gridSpan w:val="10"/>
             <w:vAlign w:val="center"/>
           </w:tcPr>
-          <w:p ns2:paraId="4BC6F239">
+          <w:p>
             <w:pPr>
               <w:jc w:val="center"/>
               <w:rPr>
@@ -1291,7 +1291,7 @@
           </w:p>
         </w:tc>
       </w:tr>
-      <w:tr ns2:paraId="6A2F2BF1">
+      <w:tr>
         <w:tblPrEx>
           <w:tblBorders>
             <w:top w:val="single" w:color="auto" w:sz="4" w:space="0"/>
@@ -1317,7 +1317,7 @@
             <w:gridSpan w:val="4"/>
             <w:vAlign w:val="center"/>
           </w:tcPr>
-          <w:p ns2:paraId="0A9A99AF">
+          <w:p>
             <w:pPr>
               <w:jc w:val="center"/>
               <w:rPr>
@@ -1338,7 +1338,7 @@
             <w:gridSpan w:val="3"/>
             <w:vAlign w:val="center"/>
           </w:tcPr>
-          <w:p ns2:paraId="68068A5D">
+          <w:p>
             <w:pPr>
               <w:jc w:val="center"/>
               <w:rPr>
@@ -1359,7 +1359,7 @@
             <w:gridSpan w:val="3"/>
             <w:vAlign w:val="center"/>
           </w:tcPr>
-          <w:p ns2:paraId="5DF7100A">
+          <w:p>
             <w:pPr>
               <w:jc w:val="center"/>
               <w:rPr>
@@ -1375,7 +1375,7 @@
           </w:p>
         </w:tc>
       </w:tr>
-      <w:tr ns2:paraId="68E09CA8">
+      <w:tr>
         <w:tblPrEx>
           <w:tblBorders>
             <w:top w:val="single" w:color="auto" w:sz="4" w:space="0"/>
@@ -1401,7 +1401,7 @@
             <w:gridSpan w:val="4"/>
             <w:vAlign w:val="center"/>
           </w:tcPr>
-          <w:p ns2:paraId="2EB5B45D">
+          <w:p>
             <w:pPr>
               <w:jc w:val="center"/>
               <w:rPr>
@@ -1418,7 +1418,7 @@
             <w:gridSpan w:val="3"/>
             <w:vAlign w:val="center"/>
           </w:tcPr>
-          <w:p ns2:paraId="0BD51846">
+          <w:p>
             <w:pPr>
               <w:jc w:val="center"/>
               <w:rPr>
@@ -1435,7 +1435,7 @@
             <w:gridSpan w:val="3"/>
             <w:vAlign w:val="center"/>
           </w:tcPr>
-          <w:p ns2:paraId="0910E9A9">
+          <w:p>
             <w:pPr>
               <w:jc w:val="center"/>
               <w:rPr>
@@ -1447,7 +1447,7 @@
           </w:p>
         </w:tc>
       </w:tr>
-      <w:tr ns2:paraId="643D8A73">
+      <w:tr>
         <w:tblPrEx>
           <w:tblBorders>
             <w:top w:val="single" w:color="auto" w:sz="4" w:space="0"/>
@@ -1476,7 +1476,7 @@
               <w:bottom w:val="double" w:color="auto" w:sz="4" w:space="0"/>
             </w:tcBorders>
           </w:tcPr>
-          <w:p ns2:paraId="0BE6D5F1">
+          <w:p>
             <w:pPr>
               <w:spacing w:line="360" w:lineRule="exact"/>
               <w:rPr>
@@ -1494,7 +1494,7 @@
               <w:t xml:space="preserve">教师团队开课所具备的条件</w:t>
             </w:r>
           </w:p>
-          <w:p ns2:paraId="31AA2A29">
+          <w:p>
             <w:pPr>
               <w:spacing w:line="360" w:lineRule="exact"/>
               <w:ind w:firstLine="420" w:firstLineChars="200"/>
@@ -1509,7 +1509,7 @@
               <w:t xml:space="preserve">1.学科背景与教学基础</w:t>
             </w:r>
           </w:p>
-          <w:p ns2:paraId="682035CB">
+          <w:p>
             <w:pPr>
               <w:spacing w:line="360" w:lineRule="exact"/>
               <w:ind w:firstLine="420" w:firstLineChars="200"/>
@@ -1524,7 +1524,7 @@
               <w:t xml:space="preserve">主讲教师从事数字化教育研究，具有15年专业课教学经验，承担过相关公共选修课教学。</w:t>
             </w:r>
           </w:p>
-          <w:p ns2:paraId="36BC90DA">
+          <w:p>
             <w:pPr>
               <w:spacing w:line="360" w:lineRule="exact"/>
               <w:ind w:firstLine="420" w:firstLineChars="200"/>
@@ -1539,7 +1539,7 @@
               <w:t xml:space="preserve">2.科研项目支撑</w:t>
             </w:r>
           </w:p>
-          <w:p ns2:paraId="7B0DC871">
+          <w:p>
             <w:pPr>
               <w:spacing w:line="360" w:lineRule="exact"/>
               <w:ind w:firstLine="420" w:firstLineChars="200"/>
@@ -1614,7 +1614,7 @@
               <w:t/>
             </w:r>
           </w:p>
-          <w:p ns2:paraId="5ACFA1AB">
+          <w:p>
             <w:pPr>
               <w:spacing w:line="360" w:lineRule="exact"/>
               <w:ind w:firstLine="420" w:firstLineChars="200"/>
@@ -1629,7 +1629,7 @@
               <w:t xml:space="preserve">3.研究成果转化</w:t>
             </w:r>
           </w:p>
-          <w:p ns2:paraId="6A79F875">
+          <w:p>
             <w:pPr>
               <w:spacing w:line="360" w:lineRule="exact"/>
               <w:ind w:firstLine="420" w:firstLineChars="200"/>
@@ -1721,7 +1721,7 @@
         </w:tc>
       </w:tr>
     </w:tbl>
-    <w:p ns2:paraId="27F557D6">
+    <w:p>
       <w:pPr>
         <w:jc w:val="center"/>
         <w:rPr>
@@ -1778,7 +1778,7 @@
       <w:tblGrid>
         <w:gridCol w:w="8748"/>
       </w:tblGrid>
-      <w:tr ns2:paraId="7AD378DF">
+      <w:tr>
         <w:tblPrEx>
           <w:tblBorders>
             <w:top w:val="single" w:color="auto" w:sz="4" w:space="0"/>
@@ -1802,7 +1802,7 @@
           <w:tcPr>
             <w:tcW w:w="8748" w:type="dxa"/>
           </w:tcPr>
-          <w:p ns2:paraId="0A378277">
+          <w:p>
             <w:pPr>
               <w:spacing w:line="360" w:lineRule="exact"/>
               <w:ind w:firstLine="420" w:firstLineChars="200"/>
@@ -1817,7 +1817,7 @@
               <w:t>4.教学实践积累</w:t>
             </w:r>
           </w:p>
-          <w:p ns2:paraId="0E94BAEB">
+          <w:p>
             <w:pPr>
               <w:spacing w:line="340" w:lineRule="exact"/>
               <w:rPr>
@@ -1834,7 +1834,7 @@
         </w:tc>
       </w:tr>
       <w:bookmarkEnd w:id="1"/>
-      <w:tr ns2:paraId="193A618D">
+      <w:tr>
         <w:tblPrEx>
           <w:tblBorders>
             <w:top w:val="single" w:color="auto" w:sz="4" w:space="0"/>
@@ -1858,7 +1858,7 @@
           <w:tcPr>
             <w:tcW w:w="8748" w:type="dxa"/>
           </w:tcPr>
-          <w:p ns2:paraId="1DD1095C">
+          <w:p>
             <w:pPr>
               <w:spacing w:line="340" w:lineRule="exact"/>
               <w:rPr>
@@ -1872,7 +1872,7 @@
               <w:t xml:space="preserve">课程内容简介：</w:t>
             </w:r>
           </w:p>
-          <w:p ns2:paraId="7760DC1F">
+          <w:p>
             <w:pPr>
               <w:spacing w:line="340" w:lineRule="exact"/>
               <w:ind w:firstLine="420" w:firstLineChars="200"/>
@@ -1887,7 +1887,7 @@
               <w:t xml:space="preserve">本课程面向全校各专业学生，聚焦生成式人工智能支持下的数字人短视频策划、制作与合规传播，按“策划—创作—制作—审核—发布”组织实践。</w:t>
             </w:r>
           </w:p>
-          <w:p ns2:paraId="59E978F6">
+          <w:p>
             <w:pPr>
               <w:spacing w:line="340" w:lineRule="exact"/>
               <w:ind w:firstLine="420" w:firstLineChars="200"/>
@@ -1910,7 +1910,7 @@
               <w:t/>
             </w:r>
           </w:p>
-          <w:p ns2:paraId="6CD25E31">
+          <w:p>
             <w:pPr>
               <w:spacing w:line="340" w:lineRule="exact"/>
               <w:ind w:firstLine="420" w:firstLineChars="200"/>
@@ -1933,7 +1933,7 @@
               <w:t/>
             </w:r>
           </w:p>
-          <w:p ns2:paraId="5D745C0F">
+          <w:p>
             <w:pPr>
               <w:spacing w:line="340" w:lineRule="exact"/>
               <w:ind w:firstLine="420" w:firstLineChars="200"/>
@@ -2044,7 +2044,7 @@
               <w:t/>
             </w:r>
           </w:p>
-          <w:p ns2:paraId="53FC98C5">
+          <w:p>
             <w:pPr>
               <w:spacing w:line="340" w:lineRule="exact"/>
               <w:ind w:firstLine="420" w:firstLineChars="200"/>
@@ -2067,7 +2067,7 @@
               <w:t/>
             </w:r>
           </w:p>
-          <w:p ns2:paraId="1C7D97EF">
+          <w:p>
             <w:pPr>
               <w:spacing w:line="340" w:lineRule="exact"/>
               <w:ind w:firstLine="420" w:firstLineChars="200"/>
@@ -2098,7 +2098,7 @@
           </w:p>
         </w:tc>
       </w:tr>
-      <w:tr ns2:paraId="32A31957">
+      <w:tr>
         <w:tblPrEx>
           <w:tblBorders>
             <w:top w:val="single" w:color="auto" w:sz="4" w:space="0"/>
@@ -2122,7 +2122,7 @@
           <w:tcPr>
             <w:tcW w:w="8748" w:type="dxa"/>
           </w:tcPr>
-          <w:p ns2:paraId="6FBD1AC3">
+          <w:p>
             <w:pPr>
               <w:spacing w:line="340" w:lineRule="exact"/>
               <w:rPr>
@@ -2136,7 +2136,7 @@
               <w:t xml:space="preserve">开设本课程的意义：</w:t>
             </w:r>
           </w:p>
-          <w:p ns2:paraId="44B8A20D">
+          <w:p>
             <w:pPr>
               <w:spacing w:line="340" w:lineRule="exact"/>
               <w:ind w:firstLine="420" w:firstLineChars="200"/>
@@ -2151,7 +2151,7 @@
               <w:t xml:space="preserve">1.适应数字内容生产需求</w:t>
             </w:r>
           </w:p>
-          <w:p ns2:paraId="7A2DA642">
+          <w:p>
             <w:pPr>
               <w:spacing w:line="340" w:lineRule="exact"/>
               <w:ind w:firstLine="420" w:firstLineChars="200"/>
@@ -2166,7 +2166,7 @@
               <w:t xml:space="preserve">数字人和生成式视频工具正拓展校园传播、知识讲解与新媒体内容制作方式，课程为学生提供基础策划与制作训练。</w:t>
             </w:r>
           </w:p>
-          <w:p ns2:paraId="44503480">
+          <w:p>
             <w:pPr>
               <w:spacing w:line="340" w:lineRule="exact"/>
               <w:ind w:firstLine="420" w:firstLineChars="200"/>
@@ -2181,7 +2181,7 @@
               <w:t xml:space="preserve">2.提升学生实践与就业能力</w:t>
             </w:r>
           </w:p>
-          <w:p ns2:paraId="53FAFC86">
+          <w:p>
             <w:pPr>
               <w:spacing w:line="340" w:lineRule="exact"/>
               <w:ind w:firstLine="420" w:firstLineChars="200"/>
@@ -2196,7 +2196,7 @@
               <w:t xml:space="preserve">通过脚本、分镜、数字人驱动和剪辑实训，提升学生数字表达、视听制作、项目协作和作品展示能力。</w:t>
             </w:r>
           </w:p>
-          <w:p ns2:paraId="5EB67B57">
+          <w:p>
             <w:pPr>
               <w:spacing w:line="340" w:lineRule="exact"/>
               <w:ind w:firstLine="420" w:firstLineChars="200"/>
@@ -2211,7 +2211,7 @@
               <w:t xml:space="preserve">3.强化数字伦理与传播责任</w:t>
             </w:r>
           </w:p>
-          <w:p ns2:paraId="19A6B091">
+          <w:p>
             <w:pPr>
               <w:spacing w:line="340" w:lineRule="exact"/>
               <w:ind w:firstLine="420" w:firstLineChars="200"/>
@@ -2226,7 +2226,7 @@
               <w:t xml:space="preserve">将版权、肖像声音授权、隐私保护、内容真实性与合成内容标识融入项目全过程，培养合规创作意识。</w:t>
             </w:r>
           </w:p>
-          <w:p ns2:paraId="2AD07D19">
+          <w:p>
             <w:pPr>
               <w:spacing w:line="340" w:lineRule="exact"/>
               <w:ind w:firstLine="420" w:firstLineChars="200"/>
@@ -2241,7 +2241,7 @@
               <w:t xml:space="preserve">4.服务专业交叉与校园文化建设</w:t>
             </w:r>
           </w:p>
-          <w:p ns2:paraId="1B5BFA6E">
+          <w:p>
             <w:pPr>
               <w:spacing w:line="340" w:lineRule="exact"/>
               <w:ind w:firstLine="420" w:firstLineChars="200"/>
@@ -2258,7 +2258,7 @@
           </w:p>
         </w:tc>
       </w:tr>
-      <w:tr ns2:paraId="14DFE8DA">
+      <w:tr>
         <w:tblPrEx>
           <w:tblBorders>
             <w:top w:val="single" w:color="auto" w:sz="4" w:space="0"/>
@@ -2282,7 +2282,7 @@
           <w:tcPr>
             <w:tcW w:w="8748" w:type="dxa"/>
           </w:tcPr>
-          <w:p ns2:paraId="360FEE1B">
+          <w:p>
             <w:pPr>
               <w:rPr>
                 <w:rFonts w:hint="eastAsia" w:ascii="宋体" w:hAnsi="宋体"/>
@@ -2295,21 +2295,21 @@
               <w:t>开课部门意见:</w:t>
             </w:r>
           </w:p>
-          <w:p ns2:paraId="1C2E50EF">
-            <w:pPr>
-              <w:rPr>
-                <w:rFonts w:hint="eastAsia" w:ascii="宋体" w:hAnsi="宋体"/>
-              </w:rPr>
-            </w:pPr>
-          </w:p>
-          <w:p ns2:paraId="37E3B379">
-            <w:pPr>
-              <w:rPr>
-                <w:rFonts w:hint="eastAsia" w:ascii="宋体" w:hAnsi="宋体"/>
-              </w:rPr>
-            </w:pPr>
-          </w:p>
-          <w:p ns2:paraId="3568E9D9">
+          <w:p>
+            <w:pPr>
+              <w:rPr>
+                <w:rFonts w:hint="eastAsia" w:ascii="宋体" w:hAnsi="宋体"/>
+              </w:rPr>
+            </w:pPr>
+          </w:p>
+          <w:p>
+            <w:pPr>
+              <w:rPr>
+                <w:rFonts w:hint="eastAsia" w:ascii="宋体" w:hAnsi="宋体"/>
+              </w:rPr>
+            </w:pPr>
+          </w:p>
+          <w:p>
             <w:pPr>
               <w:rPr>
                 <w:rFonts w:hint="eastAsia" w:ascii="宋体" w:hAnsi="宋体"/>
@@ -2324,7 +2324,7 @@
           </w:p>
         </w:tc>
       </w:tr>
-      <w:tr ns2:paraId="0DA1647F">
+      <w:tr>
         <w:tblPrEx>
           <w:tblBorders>
             <w:top w:val="single" w:color="auto" w:sz="4" w:space="0"/>
@@ -2348,7 +2348,7 @@
           <w:tcPr>
             <w:tcW w:w="8748" w:type="dxa"/>
           </w:tcPr>
-          <w:p ns2:paraId="6CF49D74">
+          <w:p>
             <w:pPr>
               <w:rPr>
                 <w:rFonts w:hint="eastAsia" w:ascii="宋体" w:hAnsi="宋体"/>
@@ -2361,21 +2361,21 @@
               <w:t>教务处意见：</w:t>
             </w:r>
           </w:p>
-          <w:p ns2:paraId="7F49560F">
-            <w:pPr>
-              <w:rPr>
-                <w:rFonts w:hint="eastAsia" w:ascii="宋体" w:hAnsi="宋体"/>
-              </w:rPr>
-            </w:pPr>
-          </w:p>
-          <w:p ns2:paraId="3B778572">
-            <w:pPr>
-              <w:rPr>
-                <w:rFonts w:hint="eastAsia" w:ascii="宋体" w:hAnsi="宋体"/>
-              </w:rPr>
-            </w:pPr>
-          </w:p>
-          <w:p ns2:paraId="734733F6">
+          <w:p>
+            <w:pPr>
+              <w:rPr>
+                <w:rFonts w:hint="eastAsia" w:ascii="宋体" w:hAnsi="宋体"/>
+              </w:rPr>
+            </w:pPr>
+          </w:p>
+          <w:p>
+            <w:pPr>
+              <w:rPr>
+                <w:rFonts w:hint="eastAsia" w:ascii="宋体" w:hAnsi="宋体"/>
+              </w:rPr>
+            </w:pPr>
+          </w:p>
+          <w:p>
             <w:pPr>
               <w:rPr>
                 <w:rFonts w:hint="eastAsia" w:ascii="宋体" w:hAnsi="宋体"/>
@@ -2390,7 +2390,7 @@
           </w:p>
         </w:tc>
       </w:tr>
-      <w:tr ns2:paraId="33B8B400">
+      <w:tr>
         <w:tblPrEx>
           <w:tblBorders>
             <w:top w:val="single" w:color="auto" w:sz="4" w:space="0"/>
@@ -2414,7 +2414,7 @@
           <w:tcPr>
             <w:tcW w:w="8748" w:type="dxa"/>
           </w:tcPr>
-          <w:p ns2:paraId="039926FE">
+          <w:p>
             <w:pPr>
               <w:rPr>
                 <w:rFonts w:hint="eastAsia" w:ascii="宋体" w:hAnsi="宋体"/>
@@ -2427,21 +2427,21 @@
               <w:t>教学指导委员会意见：</w:t>
             </w:r>
           </w:p>
-          <w:p ns2:paraId="2579A35C">
-            <w:pPr>
-              <w:rPr>
-                <w:rFonts w:hint="eastAsia" w:ascii="宋体" w:hAnsi="宋体"/>
-              </w:rPr>
-            </w:pPr>
-          </w:p>
-          <w:p ns2:paraId="467CC608">
-            <w:pPr>
-              <w:rPr>
-                <w:rFonts w:hint="eastAsia" w:ascii="宋体" w:hAnsi="宋体"/>
-              </w:rPr>
-            </w:pPr>
-          </w:p>
-          <w:p ns2:paraId="3BC5F0EE">
+          <w:p>
+            <w:pPr>
+              <w:rPr>
+                <w:rFonts w:hint="eastAsia" w:ascii="宋体" w:hAnsi="宋体"/>
+              </w:rPr>
+            </w:pPr>
+          </w:p>
+          <w:p>
+            <w:pPr>
+              <w:rPr>
+                <w:rFonts w:hint="eastAsia" w:ascii="宋体" w:hAnsi="宋体"/>
+              </w:rPr>
+            </w:pPr>
+          </w:p>
+          <w:p>
             <w:pPr>
               <w:rPr>
                 <w:rFonts w:hint="eastAsia" w:ascii="宋体" w:hAnsi="宋体"/>
@@ -2457,7 +2457,7 @@
         </w:tc>
       </w:tr>
     </w:tbl>
-    <w:p ns2:paraId="4FDE4029">
+    <w:p>
       <w:pPr>
         <w:spacing w:line="360" w:lineRule="auto"/>
         <w:ind w:firstLine="480" w:firstLineChars="200"/>
@@ -2474,7 +2474,7 @@
         <w:t>填表说明：</w:t>
       </w:r>
     </w:p>
-    <w:p ns2:paraId="1C504EC5">
+    <w:p>
       <w:pPr>
         <w:spacing w:line="360" w:lineRule="auto"/>
         <w:ind w:firstLine="480" w:firstLineChars="200"/>
@@ -2491,7 +2491,7 @@
         <w:t>一、本表适用于首次申请开设的公共选修课。请用四号楷体填写，填写内容要具体、准确，用A4纸打印。</w:t>
       </w:r>
     </w:p>
-    <w:p ns2:paraId="4FEAA84B">
+    <w:p>
       <w:pPr>
         <w:spacing w:line="360" w:lineRule="auto"/>
         <w:ind w:firstLine="480" w:firstLineChars="200"/>
@@ -2516,7 +2516,7 @@
         <w:t>人文社科类、自然科学类。</w:t>
       </w:r>
     </w:p>
-    <w:p ns2:paraId="78471F15">
+    <w:p>
       <w:pPr>
         <w:spacing w:line="360" w:lineRule="auto"/>
         <w:ind w:firstLine="480" w:firstLineChars="200"/>
